--- a/revised-april-2026/BWP_Compliance_Manual_Revised(v.04.2026).docx
+++ b/revised-april-2026/BWP_Compliance_Manual_Revised(v.04.2026).docx
@@ -4,6 +4,8 @@
   <w:body>
     <w:p>
       <w:pPr>
+        <w:keepNext/>
+        <w:keepLines/>
         <w:spacing w:after="240" w:before="1440"/>
         <w:jc w:val="center"/>
       </w:pPr>
@@ -21,6 +23,8 @@
     </w:p>
     <w:p>
       <w:pPr>
+        <w:keepNext/>
+        <w:keepLines/>
         <w:spacing w:after="160"/>
         <w:jc w:val="center"/>
       </w:pPr>
@@ -38,6 +42,8 @@
     </w:p>
     <w:p>
       <w:pPr>
+        <w:keepNext/>
+        <w:keepLines/>
         <w:spacing w:after="160"/>
         <w:jc w:val="center"/>
       </w:pPr>
@@ -132,6 +138,8 @@
       <w:pPr>
         <w:pStyle w:val="Heading1"/>
         <w:spacing w:after="160" w:before="360"/>
+        <w:keepNext/>
+        <w:keepLines/>
       </w:pPr>
       <w:r>
         <w:rPr>
@@ -149,6 +157,8 @@
       <w:pPr>
         <w:pStyle w:val="Heading2"/>
         <w:spacing w:after="120" w:before="280"/>
+        <w:keepNext/>
+        <w:keepLines/>
       </w:pPr>
       <w:r>
         <w:rPr>
@@ -180,6 +190,8 @@
       <w:pPr>
         <w:pStyle w:val="Heading2"/>
         <w:spacing w:after="120" w:before="280"/>
+        <w:keepNext/>
+        <w:keepLines/>
       </w:pPr>
       <w:r>
         <w:rPr>
@@ -211,6 +223,8 @@
       <w:pPr>
         <w:pStyle w:val="Heading2"/>
         <w:spacing w:after="120" w:before="280"/>
+        <w:keepNext/>
+        <w:keepLines/>
       </w:pPr>
       <w:r>
         <w:rPr>
@@ -242,6 +256,8 @@
       <w:pPr>
         <w:pStyle w:val="Heading2"/>
         <w:spacing w:after="120" w:before="280"/>
+        <w:keepNext/>
+        <w:keepLines/>
       </w:pPr>
       <w:r>
         <w:rPr>
@@ -273,6 +289,8 @@
       <w:pPr>
         <w:pStyle w:val="Heading2"/>
         <w:spacing w:after="120" w:before="280"/>
+        <w:keepNext/>
+        <w:keepLines/>
       </w:pPr>
       <w:r>
         <w:rPr>
@@ -304,6 +322,8 @@
       <w:pPr>
         <w:pStyle w:val="Heading1"/>
         <w:spacing w:after="160" w:before="360"/>
+        <w:keepNext/>
+        <w:keepLines/>
       </w:pPr>
       <w:r>
         <w:rPr>
@@ -385,6 +405,8 @@
       <w:pPr>
         <w:pStyle w:val="Heading3"/>
         <w:spacing w:after="100" w:before="220"/>
+        <w:keepNext/>
+        <w:keepLines/>
       </w:pPr>
       <w:r>
         <w:rPr>
@@ -516,6 +538,8 @@
       <w:pPr>
         <w:pStyle w:val="Heading2"/>
         <w:spacing w:after="120" w:before="280"/>
+        <w:keepNext/>
+        <w:keepLines/>
       </w:pPr>
       <w:r>
         <w:rPr>
@@ -583,6 +607,8 @@
       <w:pPr>
         <w:pStyle w:val="Heading3"/>
         <w:spacing w:after="100" w:before="220"/>
+        <w:keepNext/>
+        <w:keepLines/>
       </w:pPr>
       <w:r>
         <w:rPr>
@@ -652,6 +678,8 @@
       <w:pPr>
         <w:pStyle w:val="Heading1"/>
         <w:spacing w:after="160" w:before="360"/>
+        <w:keepNext/>
+        <w:keepLines/>
       </w:pPr>
       <w:r>
         <w:rPr>
@@ -719,6 +747,8 @@
       <w:pPr>
         <w:pStyle w:val="Heading3"/>
         <w:spacing w:after="100" w:before="220"/>
+        <w:keepNext/>
+        <w:keepLines/>
       </w:pPr>
       <w:r>
         <w:rPr>
@@ -831,6 +861,8 @@
       <w:pPr>
         <w:pStyle w:val="Heading1"/>
         <w:spacing w:after="160" w:before="360"/>
+        <w:keepNext/>
+        <w:keepLines/>
       </w:pPr>
       <w:r>
         <w:rPr>
@@ -848,6 +880,8 @@
       <w:pPr>
         <w:pStyle w:val="Heading2"/>
         <w:spacing w:after="120" w:before="280"/>
+        <w:keepNext/>
+        <w:keepLines/>
       </w:pPr>
       <w:r>
         <w:rPr>
@@ -915,6 +949,8 @@
       <w:pPr>
         <w:pStyle w:val="Heading3"/>
         <w:spacing w:after="100" w:before="220"/>
+        <w:keepNext/>
+        <w:keepLines/>
       </w:pPr>
       <w:r>
         <w:rPr>
@@ -1027,6 +1063,8 @@
       <w:pPr>
         <w:pStyle w:val="Heading2"/>
         <w:spacing w:after="120" w:before="280"/>
+        <w:keepNext/>
+        <w:keepLines/>
       </w:pPr>
       <w:r>
         <w:rPr>
@@ -1094,6 +1132,8 @@
       <w:pPr>
         <w:pStyle w:val="Heading3"/>
         <w:spacing w:after="100" w:before="220"/>
+        <w:keepNext/>
+        <w:keepLines/>
       </w:pPr>
       <w:r>
         <w:rPr>
@@ -1187,6 +1227,8 @@
       <w:pPr>
         <w:pStyle w:val="Heading2"/>
         <w:spacing w:after="120" w:before="280"/>
+        <w:keepNext/>
+        <w:keepLines/>
       </w:pPr>
       <w:r>
         <w:rPr>
@@ -1254,6 +1296,8 @@
       <w:pPr>
         <w:pStyle w:val="Heading3"/>
         <w:spacing w:after="100" w:before="220"/>
+        <w:keepNext/>
+        <w:keepLines/>
       </w:pPr>
       <w:r>
         <w:rPr>
@@ -1404,6 +1448,8 @@
       <w:pPr>
         <w:pStyle w:val="Heading2"/>
         <w:spacing w:after="120" w:before="280"/>
+        <w:keepNext/>
+        <w:keepLines/>
       </w:pPr>
       <w:r>
         <w:rPr>
@@ -1471,6 +1517,8 @@
       <w:pPr>
         <w:pStyle w:val="Heading3"/>
         <w:spacing w:after="100" w:before="220"/>
+        <w:keepNext/>
+        <w:keepLines/>
       </w:pPr>
       <w:r>
         <w:rPr>
@@ -1583,6 +1631,8 @@
       <w:pPr>
         <w:pStyle w:val="Heading1"/>
         <w:spacing w:after="160" w:before="360"/>
+        <w:keepNext/>
+        <w:keepLines/>
       </w:pPr>
       <w:r>
         <w:rPr>
@@ -1650,6 +1700,8 @@
       <w:pPr>
         <w:pStyle w:val="Heading3"/>
         <w:spacing w:after="100" w:before="220"/>
+        <w:keepNext/>
+        <w:keepLines/>
       </w:pPr>
       <w:r>
         <w:rPr>
@@ -1819,6 +1871,8 @@
       <w:pPr>
         <w:pStyle w:val="Heading2"/>
         <w:spacing w:after="120" w:before="280"/>
+        <w:keepNext/>
+        <w:keepLines/>
       </w:pPr>
       <w:r>
         <w:rPr>
@@ -1886,6 +1940,8 @@
       <w:pPr>
         <w:pStyle w:val="Heading3"/>
         <w:spacing w:after="100" w:before="220"/>
+        <w:keepNext/>
+        <w:keepLines/>
       </w:pPr>
       <w:r>
         <w:rPr>
@@ -1941,6 +1997,8 @@
       <w:pPr>
         <w:pStyle w:val="Heading2"/>
         <w:spacing w:after="120" w:before="280"/>
+        <w:keepNext/>
+        <w:keepLines/>
       </w:pPr>
       <w:r>
         <w:rPr>
@@ -1972,6 +2030,8 @@
       <w:pPr>
         <w:pStyle w:val="Heading2"/>
         <w:spacing w:after="120" w:before="280"/>
+        <w:keepNext/>
+        <w:keepLines/>
       </w:pPr>
       <w:r>
         <w:rPr>
@@ -2003,6 +2063,8 @@
       <w:pPr>
         <w:pStyle w:val="Heading1"/>
         <w:spacing w:after="160" w:before="360"/>
+        <w:keepNext/>
+        <w:keepLines/>
       </w:pPr>
       <w:r>
         <w:rPr>
@@ -2070,6 +2132,8 @@
       <w:pPr>
         <w:pStyle w:val="Heading3"/>
         <w:spacing w:after="100" w:before="220"/>
+        <w:keepNext/>
+        <w:keepLines/>
       </w:pPr>
       <w:r>
         <w:rPr>
@@ -2125,6 +2189,8 @@
       <w:pPr>
         <w:pStyle w:val="Heading1"/>
         <w:spacing w:after="160" w:before="360"/>
+        <w:keepNext/>
+        <w:keepLines/>
       </w:pPr>
       <w:r>
         <w:rPr>
@@ -2192,6 +2258,8 @@
       <w:pPr>
         <w:pStyle w:val="Heading3"/>
         <w:spacing w:after="100" w:before="220"/>
+        <w:keepNext/>
+        <w:keepLines/>
       </w:pPr>
       <w:r>
         <w:rPr>
@@ -2247,6 +2315,8 @@
       <w:pPr>
         <w:pStyle w:val="Heading1"/>
         <w:spacing w:after="160" w:before="360"/>
+        <w:keepNext/>
+        <w:keepLines/>
       </w:pPr>
       <w:r>
         <w:rPr>
@@ -2314,6 +2384,8 @@
       <w:pPr>
         <w:pStyle w:val="Heading3"/>
         <w:spacing w:after="100" w:before="220"/>
+        <w:keepNext/>
+        <w:keepLines/>
       </w:pPr>
       <w:r>
         <w:rPr>
@@ -2407,6 +2479,8 @@
       <w:pPr>
         <w:pStyle w:val="Heading2"/>
         <w:spacing w:after="120" w:before="280"/>
+        <w:keepNext/>
+        <w:keepLines/>
       </w:pPr>
       <w:r>
         <w:rPr>
@@ -2514,6 +2588,8 @@
       <w:pPr>
         <w:pStyle w:val="Heading2"/>
         <w:spacing w:after="120" w:before="280"/>
+        <w:keepNext/>
+        <w:keepLines/>
       </w:pPr>
       <w:r>
         <w:rPr>
@@ -2545,6 +2621,8 @@
       <w:pPr>
         <w:pStyle w:val="Heading2"/>
         <w:spacing w:after="120" w:before="280"/>
+        <w:keepNext/>
+        <w:keepLines/>
       </w:pPr>
       <w:r>
         <w:rPr>
@@ -2576,6 +2654,8 @@
       <w:pPr>
         <w:pStyle w:val="Heading1"/>
         <w:spacing w:after="160" w:before="360"/>
+        <w:keepNext/>
+        <w:keepLines/>
       </w:pPr>
       <w:r>
         <w:rPr>
@@ -2643,6 +2723,8 @@
       <w:pPr>
         <w:pStyle w:val="Heading3"/>
         <w:spacing w:after="100" w:before="220"/>
+        <w:keepNext/>
+        <w:keepLines/>
       </w:pPr>
       <w:r>
         <w:rPr>
@@ -2800,6 +2882,8 @@
       <w:pPr>
         <w:pStyle w:val="Heading2"/>
         <w:spacing w:after="120" w:before="280"/>
+        <w:keepNext/>
+        <w:keepLines/>
       </w:pPr>
       <w:r>
         <w:rPr>
@@ -2867,6 +2951,8 @@
       <w:pPr>
         <w:pStyle w:val="Heading3"/>
         <w:spacing w:after="100" w:before="220"/>
+        <w:keepNext/>
+        <w:keepLines/>
       </w:pPr>
       <w:r>
         <w:rPr>
@@ -2960,6 +3046,8 @@
       <w:pPr>
         <w:pStyle w:val="Heading1"/>
         <w:spacing w:after="160" w:before="360"/>
+        <w:keepNext/>
+        <w:keepLines/>
       </w:pPr>
       <w:r>
         <w:rPr>
@@ -2977,6 +3065,8 @@
       <w:pPr>
         <w:pStyle w:val="Heading2"/>
         <w:spacing w:after="120" w:before="280"/>
+        <w:keepNext/>
+        <w:keepLines/>
       </w:pPr>
       <w:r>
         <w:rPr>
@@ -3044,6 +3134,8 @@
       <w:pPr>
         <w:pStyle w:val="Heading3"/>
         <w:spacing w:after="100" w:before="220"/>
+        <w:keepNext/>
+        <w:keepLines/>
       </w:pPr>
       <w:r>
         <w:rPr>
@@ -3156,6 +3248,8 @@
       <w:pPr>
         <w:pStyle w:val="Heading3"/>
         <w:spacing w:after="100" w:before="220"/>
+        <w:keepNext/>
+        <w:keepLines/>
       </w:pPr>
       <w:r>
         <w:rPr>
@@ -3230,6 +3324,8 @@
       <w:pPr>
         <w:pStyle w:val="Heading2"/>
         <w:spacing w:after="120" w:before="280"/>
+        <w:keepNext/>
+        <w:keepLines/>
       </w:pPr>
       <w:r>
         <w:rPr>
@@ -3297,6 +3393,8 @@
       <w:pPr>
         <w:pStyle w:val="Heading3"/>
         <w:spacing w:after="100" w:before="220"/>
+        <w:keepNext/>
+        <w:keepLines/>
       </w:pPr>
       <w:r>
         <w:rPr>
@@ -3390,6 +3488,8 @@
       <w:pPr>
         <w:pStyle w:val="Heading1"/>
         <w:spacing w:after="160" w:before="360"/>
+        <w:keepNext/>
+        <w:keepLines/>
       </w:pPr>
       <w:r>
         <w:rPr>
@@ -3407,6 +3507,8 @@
       <w:pPr>
         <w:pStyle w:val="Heading2"/>
         <w:spacing w:after="120" w:before="280"/>
+        <w:keepNext/>
+        <w:keepLines/>
       </w:pPr>
       <w:r>
         <w:rPr>
@@ -3598,6 +3700,8 @@
       <w:pPr>
         <w:pStyle w:val="Heading3"/>
         <w:spacing w:after="100" w:before="220"/>
+        <w:keepNext/>
+        <w:keepLines/>
       </w:pPr>
       <w:r>
         <w:rPr>
@@ -3653,6 +3757,8 @@
       <w:pPr>
         <w:pStyle w:val="Heading2"/>
         <w:spacing w:after="120" w:before="280"/>
+        <w:keepNext/>
+        <w:keepLines/>
       </w:pPr>
       <w:r>
         <w:rPr>
@@ -3684,6 +3790,8 @@
       <w:pPr>
         <w:pStyle w:val="Heading2"/>
         <w:spacing w:after="120" w:before="280"/>
+        <w:keepNext/>
+        <w:keepLines/>
       </w:pPr>
       <w:r>
         <w:rPr>
@@ -3751,6 +3859,8 @@
       <w:pPr>
         <w:pStyle w:val="Heading3"/>
         <w:spacing w:after="100" w:before="220"/>
+        <w:keepNext/>
+        <w:keepLines/>
       </w:pPr>
       <w:r>
         <w:rPr>
@@ -3863,6 +3973,8 @@
       <w:pPr>
         <w:pStyle w:val="Heading2"/>
         <w:spacing w:after="120" w:before="280"/>
+        <w:keepNext/>
+        <w:keepLines/>
       </w:pPr>
       <w:r>
         <w:rPr>
@@ -3930,6 +4042,8 @@
       <w:pPr>
         <w:pStyle w:val="Heading3"/>
         <w:spacing w:after="100" w:before="220"/>
+        <w:keepNext/>
+        <w:keepLines/>
       </w:pPr>
       <w:r>
         <w:rPr>
@@ -4042,6 +4156,8 @@
       <w:pPr>
         <w:pStyle w:val="Heading1"/>
         <w:spacing w:after="160" w:before="360"/>
+        <w:keepNext/>
+        <w:keepLines/>
       </w:pPr>
       <w:r>
         <w:rPr>
@@ -4059,6 +4175,8 @@
       <w:pPr>
         <w:pStyle w:val="Heading2"/>
         <w:spacing w:after="120" w:before="280"/>
+        <w:keepNext/>
+        <w:keepLines/>
       </w:pPr>
       <w:r>
         <w:rPr>
@@ -4126,6 +4244,8 @@
       <w:pPr>
         <w:pStyle w:val="Heading3"/>
         <w:spacing w:after="100" w:before="220"/>
+        <w:keepNext/>
+        <w:keepLines/>
       </w:pPr>
       <w:r>
         <w:rPr>
@@ -4181,6 +4301,8 @@
       <w:pPr>
         <w:pStyle w:val="Heading2"/>
         <w:spacing w:after="120" w:before="280"/>
+        <w:keepNext/>
+        <w:keepLines/>
       </w:pPr>
       <w:r>
         <w:rPr>
@@ -4248,6 +4370,8 @@
       <w:pPr>
         <w:pStyle w:val="Heading3"/>
         <w:spacing w:after="100" w:before="220"/>
+        <w:keepNext/>
+        <w:keepLines/>
       </w:pPr>
       <w:r>
         <w:rPr>
@@ -4322,6 +4446,8 @@
       <w:pPr>
         <w:pStyle w:val="Heading2"/>
         <w:spacing w:after="120" w:before="280"/>
+        <w:keepNext/>
+        <w:keepLines/>
       </w:pPr>
       <w:r>
         <w:rPr>
@@ -4389,6 +4515,8 @@
       <w:pPr>
         <w:pStyle w:val="Heading3"/>
         <w:spacing w:after="100" w:before="220"/>
+        <w:keepNext/>
+        <w:keepLines/>
       </w:pPr>
       <w:r>
         <w:rPr>
@@ -4444,6 +4572,8 @@
       <w:pPr>
         <w:pStyle w:val="Heading1"/>
         <w:spacing w:after="160" w:before="360"/>
+        <w:keepNext/>
+        <w:keepLines/>
       </w:pPr>
       <w:r>
         <w:rPr>
@@ -4486,6 +4616,8 @@
       <w:pPr>
         <w:pStyle w:val="Heading3"/>
         <w:spacing w:after="100" w:before="220"/>
+        <w:keepNext/>
+        <w:keepLines/>
       </w:pPr>
       <w:r>
         <w:rPr>
@@ -4661,6 +4793,8 @@
       <w:pPr>
         <w:pStyle w:val="Heading2"/>
         <w:spacing w:after="120" w:before="280"/>
+        <w:keepNext/>
+        <w:keepLines/>
       </w:pPr>
       <w:r>
         <w:rPr>
@@ -4706,6 +4840,8 @@
       <w:pPr>
         <w:pStyle w:val="Heading3"/>
         <w:spacing w:after="100" w:before="220"/>
+        <w:keepNext/>
+        <w:keepLines/>
       </w:pPr>
       <w:r>
         <w:rPr>
@@ -4780,6 +4916,8 @@
       <w:pPr>
         <w:pStyle w:val="Heading1"/>
         <w:spacing w:after="160" w:before="360"/>
+        <w:keepNext/>
+        <w:keepLines/>
       </w:pPr>
       <w:r>
         <w:rPr>
@@ -4847,6 +4985,8 @@
       <w:pPr>
         <w:pStyle w:val="Heading3"/>
         <w:spacing w:after="100" w:before="220"/>
+        <w:keepNext/>
+        <w:keepLines/>
       </w:pPr>
       <w:r>
         <w:rPr>
@@ -4916,6 +5056,8 @@
       <w:pPr>
         <w:pStyle w:val="Heading2"/>
         <w:spacing w:after="120" w:before="280"/>
+        <w:keepNext/>
+        <w:keepLines/>
       </w:pPr>
       <w:r>
         <w:rPr>
@@ -4947,6 +5089,8 @@
       <w:pPr>
         <w:pStyle w:val="Heading2"/>
         <w:spacing w:after="120" w:before="280"/>
+        <w:keepNext/>
+        <w:keepLines/>
       </w:pPr>
       <w:r>
         <w:rPr>
@@ -5054,6 +5198,8 @@
       <w:pPr>
         <w:pStyle w:val="Heading3"/>
         <w:spacing w:after="100" w:before="220"/>
+        <w:keepNext/>
+        <w:keepLines/>
       </w:pPr>
       <w:r>
         <w:rPr>
@@ -5147,6 +5293,8 @@
       <w:pPr>
         <w:pStyle w:val="Heading3"/>
         <w:spacing w:after="100" w:before="220"/>
+        <w:keepNext/>
+        <w:keepLines/>
       </w:pPr>
       <w:r>
         <w:rPr>
@@ -5221,6 +5369,8 @@
       <w:pPr>
         <w:pStyle w:val="Heading2"/>
         <w:spacing w:after="120" w:before="280"/>
+        <w:keepNext/>
+        <w:keepLines/>
       </w:pPr>
       <w:r>
         <w:rPr>
@@ -5358,6 +5508,8 @@
       <w:pPr>
         <w:pStyle w:val="Heading3"/>
         <w:spacing w:after="100" w:before="220"/>
+        <w:keepNext/>
+        <w:keepLines/>
       </w:pPr>
       <w:r>
         <w:rPr>
@@ -5432,6 +5584,8 @@
       <w:pPr>
         <w:pStyle w:val="Heading2"/>
         <w:spacing w:after="120" w:before="280"/>
+        <w:keepNext/>
+        <w:keepLines/>
       </w:pPr>
       <w:r>
         <w:rPr>
@@ -5499,6 +5653,8 @@
       <w:pPr>
         <w:pStyle w:val="Heading3"/>
         <w:spacing w:after="100" w:before="220"/>
+        <w:keepNext/>
+        <w:keepLines/>
       </w:pPr>
       <w:r>
         <w:rPr>
@@ -5554,6 +5710,8 @@
       <w:pPr>
         <w:pStyle w:val="Heading2"/>
         <w:spacing w:after="120" w:before="280"/>
+        <w:keepNext/>
+        <w:keepLines/>
       </w:pPr>
       <w:r>
         <w:rPr>
@@ -5596,6 +5754,8 @@
       <w:pPr>
         <w:pStyle w:val="Heading3"/>
         <w:spacing w:after="100" w:before="220"/>
+        <w:keepNext/>
+        <w:keepLines/>
       </w:pPr>
       <w:r>
         <w:rPr>
@@ -5670,6 +5830,8 @@
       <w:pPr>
         <w:pStyle w:val="Heading2"/>
         <w:spacing w:after="120" w:before="280"/>
+        <w:keepNext/>
+        <w:keepLines/>
       </w:pPr>
       <w:r>
         <w:rPr>
@@ -5737,6 +5899,8 @@
       <w:pPr>
         <w:pStyle w:val="Heading3"/>
         <w:spacing w:after="100" w:before="220"/>
+        <w:keepNext/>
+        <w:keepLines/>
       </w:pPr>
       <w:r>
         <w:rPr>
@@ -5811,6 +5975,8 @@
       <w:pPr>
         <w:pStyle w:val="Heading1"/>
         <w:spacing w:after="160" w:before="360"/>
+        <w:keepNext/>
+        <w:keepLines/>
       </w:pPr>
       <w:r>
         <w:rPr>
@@ -5934,6 +6100,8 @@
       <w:pPr>
         <w:pStyle w:val="Heading3"/>
         <w:spacing w:after="100" w:before="220"/>
+        <w:keepNext/>
+        <w:keepLines/>
       </w:pPr>
       <w:r>
         <w:rPr>
@@ -5970,6 +6138,8 @@
       <w:pPr>
         <w:pStyle w:val="Heading1"/>
         <w:spacing w:after="160" w:before="360"/>
+        <w:keepNext/>
+        <w:keepLines/>
       </w:pPr>
       <w:r>
         <w:rPr>
@@ -6037,6 +6207,8 @@
       <w:pPr>
         <w:pStyle w:val="Heading3"/>
         <w:spacing w:after="100" w:before="220"/>
+        <w:keepNext/>
+        <w:keepLines/>
       </w:pPr>
       <w:r>
         <w:rPr>
@@ -6220,6 +6392,8 @@
       <w:pPr>
         <w:pStyle w:val="Heading2"/>
         <w:spacing w:after="120" w:before="280"/>
+        <w:keepNext/>
+        <w:keepLines/>
       </w:pPr>
       <w:r>
         <w:rPr>
@@ -6287,6 +6461,8 @@
       <w:pPr>
         <w:pStyle w:val="Heading3"/>
         <w:spacing w:after="100" w:before="220"/>
+        <w:keepNext/>
+        <w:keepLines/>
       </w:pPr>
       <w:r>
         <w:rPr>
@@ -6323,6 +6499,8 @@
       <w:pPr>
         <w:pStyle w:val="Heading2"/>
         <w:spacing w:after="120" w:before="280"/>
+        <w:keepNext/>
+        <w:keepLines/>
       </w:pPr>
       <w:r>
         <w:rPr>
@@ -6365,6 +6543,8 @@
       <w:pPr>
         <w:pStyle w:val="Heading2"/>
         <w:spacing w:after="120" w:before="280"/>
+        <w:keepNext/>
+        <w:keepLines/>
       </w:pPr>
       <w:r>
         <w:rPr>
@@ -6407,6 +6587,8 @@
       <w:pPr>
         <w:pStyle w:val="Heading2"/>
         <w:spacing w:after="120" w:before="280"/>
+        <w:keepNext/>
+        <w:keepLines/>
       </w:pPr>
       <w:r>
         <w:rPr>
@@ -6449,6 +6631,8 @@
       <w:pPr>
         <w:pStyle w:val="Heading2"/>
         <w:spacing w:after="120" w:before="280"/>
+        <w:keepNext/>
+        <w:keepLines/>
       </w:pPr>
       <w:r>
         <w:rPr>
@@ -6491,6 +6675,8 @@
       <w:pPr>
         <w:pStyle w:val="Heading2"/>
         <w:spacing w:after="120" w:before="280"/>
+        <w:keepNext/>
+        <w:keepLines/>
       </w:pPr>
       <w:r>
         <w:rPr>
@@ -6533,6 +6719,8 @@
       <w:pPr>
         <w:pStyle w:val="Heading3"/>
         <w:spacing w:after="100" w:before="220"/>
+        <w:keepNext/>
+        <w:keepLines/>
       </w:pPr>
       <w:r>
         <w:rPr>
@@ -6588,6 +6776,8 @@
       <w:pPr>
         <w:pStyle w:val="Heading2"/>
         <w:spacing w:after="120" w:before="280"/>
+        <w:keepNext/>
+        <w:keepLines/>
       </w:pPr>
       <w:r>
         <w:rPr>
@@ -6630,6 +6820,8 @@
       <w:pPr>
         <w:pStyle w:val="Heading3"/>
         <w:spacing w:after="100" w:before="220"/>
+        <w:keepNext/>
+        <w:keepLines/>
       </w:pPr>
       <w:r>
         <w:rPr>
@@ -6685,6 +6877,8 @@
       <w:pPr>
         <w:pStyle w:val="Heading2"/>
         <w:spacing w:after="120" w:before="280"/>
+        <w:keepNext/>
+        <w:keepLines/>
       </w:pPr>
       <w:r>
         <w:rPr>
@@ -6727,6 +6921,8 @@
       <w:pPr>
         <w:pStyle w:val="Heading3"/>
         <w:spacing w:after="100" w:before="220"/>
+        <w:keepNext/>
+        <w:keepLines/>
       </w:pPr>
       <w:r>
         <w:rPr>
@@ -6782,6 +6978,8 @@
       <w:pPr>
         <w:pStyle w:val="Heading1"/>
         <w:spacing w:after="160" w:before="360"/>
+        <w:keepNext/>
+        <w:keepLines/>
       </w:pPr>
       <w:r>
         <w:rPr>
@@ -6824,6 +7022,8 @@
       <w:pPr>
         <w:pStyle w:val="Heading3"/>
         <w:spacing w:after="100" w:before="220"/>
+        <w:keepNext/>
+        <w:keepLines/>
       </w:pPr>
       <w:r>
         <w:rPr>
@@ -6917,6 +7117,8 @@
       <w:pPr>
         <w:pStyle w:val="Heading1"/>
         <w:spacing w:after="160" w:before="360"/>
+        <w:keepNext/>
+        <w:keepLines/>
       </w:pPr>
       <w:r>
         <w:rPr>
@@ -6984,6 +7186,8 @@
       <w:pPr>
         <w:pStyle w:val="Heading3"/>
         <w:spacing w:after="100" w:before="220"/>
+        <w:keepNext/>
+        <w:keepLines/>
       </w:pPr>
       <w:r>
         <w:rPr>
@@ -7077,6 +7281,8 @@
       <w:pPr>
         <w:pStyle w:val="Heading2"/>
         <w:spacing w:after="120" w:before="280"/>
+        <w:keepNext/>
+        <w:keepLines/>
       </w:pPr>
       <w:r>
         <w:rPr>
@@ -7144,6 +7350,8 @@
       <w:pPr>
         <w:pStyle w:val="Heading3"/>
         <w:spacing w:after="100" w:before="220"/>
+        <w:keepNext/>
+        <w:keepLines/>
       </w:pPr>
       <w:r>
         <w:rPr>
@@ -7218,6 +7426,8 @@
       <w:pPr>
         <w:pStyle w:val="Heading1"/>
         <w:spacing w:after="160" w:before="360"/>
+        <w:keepNext/>
+        <w:keepLines/>
       </w:pPr>
       <w:r>
         <w:rPr>
@@ -7285,6 +7495,8 @@
       <w:pPr>
         <w:pStyle w:val="Heading3"/>
         <w:spacing w:after="100" w:before="220"/>
+        <w:keepNext/>
+        <w:keepLines/>
       </w:pPr>
       <w:r>
         <w:rPr>
@@ -7411,6 +7623,8 @@
       <w:pPr>
         <w:pStyle w:val="Heading2"/>
         <w:spacing w:after="120" w:before="280"/>
+        <w:keepNext/>
+        <w:keepLines/>
       </w:pPr>
       <w:r>
         <w:rPr>
@@ -7442,6 +7656,8 @@
       <w:pPr>
         <w:pStyle w:val="Heading1"/>
         <w:spacing w:after="160" w:before="360"/>
+        <w:keepNext/>
+        <w:keepLines/>
       </w:pPr>
       <w:r>
         <w:rPr>
@@ -7509,6 +7725,8 @@
       <w:pPr>
         <w:pStyle w:val="Heading3"/>
         <w:spacing w:after="100" w:before="220"/>
+        <w:keepNext/>
+        <w:keepLines/>
       </w:pPr>
       <w:r>
         <w:rPr>
@@ -7621,6 +7839,8 @@
       <w:pPr>
         <w:pStyle w:val="Heading3"/>
         <w:spacing w:after="100" w:before="220"/>
+        <w:keepNext/>
+        <w:keepLines/>
       </w:pPr>
       <w:r>
         <w:rPr>
@@ -7695,6 +7915,8 @@
       <w:pPr>
         <w:pStyle w:val="Heading2"/>
         <w:spacing w:after="120" w:before="280"/>
+        <w:keepNext/>
+        <w:keepLines/>
       </w:pPr>
       <w:r>
         <w:rPr>
@@ -7762,6 +7984,8 @@
       <w:pPr>
         <w:pStyle w:val="Heading3"/>
         <w:spacing w:after="100" w:before="220"/>
+        <w:keepNext/>
+        <w:keepLines/>
       </w:pPr>
       <w:r>
         <w:rPr>
@@ -7893,6 +8117,8 @@
       <w:pPr>
         <w:pStyle w:val="Heading1"/>
         <w:spacing w:after="160" w:before="360"/>
+        <w:keepNext/>
+        <w:keepLines/>
       </w:pPr>
       <w:r>
         <w:rPr>
@@ -7924,6 +8150,8 @@
       <w:pPr>
         <w:pStyle w:val="Heading1"/>
         <w:spacing w:after="160" w:before="360"/>
+        <w:keepNext/>
+        <w:keepLines/>
       </w:pPr>
       <w:r>
         <w:rPr>
@@ -7955,6 +8183,8 @@
       <w:pPr>
         <w:pStyle w:val="Heading1"/>
         <w:spacing w:after="160" w:before="360"/>
+        <w:keepNext/>
+        <w:keepLines/>
       </w:pPr>
       <w:r>
         <w:rPr>
@@ -8041,6 +8271,8 @@
       <w:pPr>
         <w:pStyle w:val="Heading3"/>
         <w:spacing w:after="100" w:before="220"/>
+        <w:keepNext/>
+        <w:keepLines/>
       </w:pPr>
       <w:r>
         <w:rPr>
@@ -8115,6 +8347,8 @@
       <w:pPr>
         <w:pStyle w:val="Heading1"/>
         <w:spacing w:after="160" w:before="360"/>
+        <w:keepNext/>
+        <w:keepLines/>
       </w:pPr>
       <w:r>
         <w:rPr>
@@ -8157,6 +8391,8 @@
       <w:pPr>
         <w:pStyle w:val="Heading3"/>
         <w:spacing w:after="100" w:before="220"/>
+        <w:keepNext/>
+        <w:keepLines/>
       </w:pPr>
       <w:r>
         <w:rPr>
@@ -8231,6 +8467,8 @@
       <w:pPr>
         <w:pStyle w:val="Heading1"/>
         <w:spacing w:after="160" w:before="360"/>
+        <w:keepNext/>
+        <w:keepLines/>
       </w:pPr>
       <w:r>
         <w:rPr>
@@ -8312,6 +8550,8 @@
       <w:pPr>
         <w:pStyle w:val="Heading3"/>
         <w:spacing w:after="100" w:before="220"/>
+        <w:keepNext/>
+        <w:keepLines/>
       </w:pPr>
       <w:r>
         <w:rPr>
@@ -8386,6 +8626,8 @@
       <w:pPr>
         <w:pStyle w:val="Heading1"/>
         <w:spacing w:after="160" w:before="360"/>
+        <w:keepNext/>
+        <w:keepLines/>
       </w:pPr>
       <w:r>
         <w:rPr>
@@ -8428,6 +8670,8 @@
       <w:pPr>
         <w:pStyle w:val="Heading3"/>
         <w:spacing w:after="100" w:before="220"/>
+        <w:keepNext/>
+        <w:keepLines/>
       </w:pPr>
       <w:r>
         <w:rPr>
@@ -8483,6 +8727,8 @@
       <w:pPr>
         <w:pStyle w:val="Heading2"/>
         <w:spacing w:after="120" w:before="280"/>
+        <w:keepNext/>
+        <w:keepLines/>
       </w:pPr>
       <w:r>
         <w:rPr>
@@ -8525,6 +8771,8 @@
       <w:pPr>
         <w:pStyle w:val="Heading3"/>
         <w:spacing w:after="100" w:before="220"/>
+        <w:keepNext/>
+        <w:keepLines/>
       </w:pPr>
       <w:r>
         <w:rPr>
@@ -8580,6 +8828,8 @@
       <w:pPr>
         <w:pStyle w:val="Heading1"/>
         <w:spacing w:after="160" w:before="360"/>
+        <w:keepNext/>
+        <w:keepLines/>
       </w:pPr>
       <w:r>
         <w:rPr>
@@ -8647,6 +8897,8 @@
       <w:pPr>
         <w:pStyle w:val="Heading2"/>
         <w:spacing w:after="120" w:before="280"/>
+        <w:keepNext/>
+        <w:keepLines/>
       </w:pPr>
       <w:r>
         <w:rPr>
@@ -8714,6 +8966,8 @@
       <w:pPr>
         <w:pStyle w:val="Heading3"/>
         <w:spacing w:after="100" w:before="220"/>
+        <w:keepNext/>
+        <w:keepLines/>
       </w:pPr>
       <w:r>
         <w:rPr>
@@ -8769,6 +9023,8 @@
       <w:pPr>
         <w:pStyle w:val="Heading1"/>
         <w:spacing w:after="160" w:before="360"/>
+        <w:keepNext/>
+        <w:keepLines/>
       </w:pPr>
       <w:r>
         <w:rPr>
@@ -9187,6 +9443,10 @@
   </w:style>
   <w:style w:type="paragraph" w:styleId="Heading1">
     <w:name w:val="Heading 1"/>
+    <w:pPr>
+      <w:keepNext/>
+      <w:keepLines/>
+    </w:pPr>
     <w:basedOn w:val="Normal"/>
     <w:next w:val="Normal"/>
     <w:qFormat/>
@@ -9198,6 +9458,10 @@
   </w:style>
   <w:style w:type="paragraph" w:styleId="Heading2">
     <w:name w:val="Heading 2"/>
+    <w:pPr>
+      <w:keepNext/>
+      <w:keepLines/>
+    </w:pPr>
     <w:basedOn w:val="Normal"/>
     <w:next w:val="Normal"/>
     <w:qFormat/>
@@ -9209,6 +9473,10 @@
   </w:style>
   <w:style w:type="paragraph" w:styleId="Heading3">
     <w:name w:val="Heading 3"/>
+    <w:pPr>
+      <w:keepNext/>
+      <w:keepLines/>
+    </w:pPr>
     <w:basedOn w:val="Normal"/>
     <w:next w:val="Normal"/>
     <w:qFormat/>

--- a/revised-april-2026/BWP_Compliance_Manual_Revised(v.04.2026).docx
+++ b/revised-april-2026/BWP_Compliance_Manual_Revised(v.04.2026).docx
@@ -4,8 +4,6 @@
   <w:body>
     <w:p>
       <w:pPr>
-        <w:keepNext/>
-        <w:keepLines/>
         <w:spacing w:after="240" w:before="1440"/>
         <w:jc w:val="center"/>
       </w:pPr>
@@ -23,8 +21,6 @@
     </w:p>
     <w:p>
       <w:pPr>
-        <w:keepNext/>
-        <w:keepLines/>
         <w:spacing w:after="160"/>
         <w:jc w:val="center"/>
       </w:pPr>
@@ -42,8 +38,6 @@
     </w:p>
     <w:p>
       <w:pPr>
-        <w:keepNext/>
-        <w:keepLines/>
         <w:spacing w:after="160"/>
         <w:jc w:val="center"/>
       </w:pPr>
@@ -137,9 +131,9 @@
     <w:p>
       <w:pPr>
         <w:pStyle w:val="Heading1"/>
-        <w:spacing w:after="160" w:before="360"/>
-        <w:keepNext/>
-        <w:keepLines/>
+        <w:keepNext/>
+        <w:keepLines/>
+        <w:spacing w:after="120" w:before="240"/>
       </w:pPr>
       <w:r>
         <w:rPr>
@@ -156,9 +150,9 @@
     <w:p>
       <w:pPr>
         <w:pStyle w:val="Heading2"/>
-        <w:spacing w:after="120" w:before="280"/>
-        <w:keepNext/>
-        <w:keepLines/>
+        <w:keepNext/>
+        <w:keepLines/>
+        <w:spacing w:after="100" w:before="200"/>
       </w:pPr>
       <w:r>
         <w:rPr>
@@ -189,9 +183,9 @@
     <w:p>
       <w:pPr>
         <w:pStyle w:val="Heading2"/>
-        <w:spacing w:after="120" w:before="280"/>
-        <w:keepNext/>
-        <w:keepLines/>
+        <w:keepNext/>
+        <w:keepLines/>
+        <w:spacing w:after="100" w:before="200"/>
       </w:pPr>
       <w:r>
         <w:rPr>
@@ -222,9 +216,9 @@
     <w:p>
       <w:pPr>
         <w:pStyle w:val="Heading2"/>
-        <w:spacing w:after="120" w:before="280"/>
-        <w:keepNext/>
-        <w:keepLines/>
+        <w:keepNext/>
+        <w:keepLines/>
+        <w:spacing w:after="100" w:before="200"/>
       </w:pPr>
       <w:r>
         <w:rPr>
@@ -255,9 +249,9 @@
     <w:p>
       <w:pPr>
         <w:pStyle w:val="Heading2"/>
-        <w:spacing w:after="120" w:before="280"/>
-        <w:keepNext/>
-        <w:keepLines/>
+        <w:keepNext/>
+        <w:keepLines/>
+        <w:spacing w:after="100" w:before="200"/>
       </w:pPr>
       <w:r>
         <w:rPr>
@@ -288,9 +282,9 @@
     <w:p>
       <w:pPr>
         <w:pStyle w:val="Heading2"/>
-        <w:spacing w:after="120" w:before="280"/>
-        <w:keepNext/>
-        <w:keepLines/>
+        <w:keepNext/>
+        <w:keepLines/>
+        <w:spacing w:after="100" w:before="200"/>
       </w:pPr>
       <w:r>
         <w:rPr>
@@ -321,9 +315,9 @@
     <w:p>
       <w:pPr>
         <w:pStyle w:val="Heading1"/>
-        <w:spacing w:after="160" w:before="360"/>
-        <w:keepNext/>
-        <w:keepLines/>
+        <w:keepNext/>
+        <w:keepLines/>
+        <w:spacing w:after="120" w:before="240"/>
       </w:pPr>
       <w:r>
         <w:rPr>
@@ -404,9 +398,9 @@
     <w:p>
       <w:pPr>
         <w:pStyle w:val="Heading3"/>
-        <w:spacing w:after="100" w:before="220"/>
-        <w:keepNext/>
-        <w:keepLines/>
+        <w:keepNext/>
+        <w:keepLines/>
+        <w:spacing w:after="80" w:before="160"/>
       </w:pPr>
       <w:r>
         <w:rPr>
@@ -537,9 +531,9 @@
     <w:p>
       <w:pPr>
         <w:pStyle w:val="Heading2"/>
-        <w:spacing w:after="120" w:before="280"/>
-        <w:keepNext/>
-        <w:keepLines/>
+        <w:keepNext/>
+        <w:keepLines/>
+        <w:spacing w:after="100" w:before="200"/>
       </w:pPr>
       <w:r>
         <w:rPr>
@@ -606,9 +600,9 @@
     <w:p>
       <w:pPr>
         <w:pStyle w:val="Heading3"/>
-        <w:spacing w:after="100" w:before="220"/>
-        <w:keepNext/>
-        <w:keepLines/>
+        <w:keepNext/>
+        <w:keepLines/>
+        <w:spacing w:after="80" w:before="160"/>
       </w:pPr>
       <w:r>
         <w:rPr>
@@ -677,9 +671,9 @@
     <w:p>
       <w:pPr>
         <w:pStyle w:val="Heading1"/>
-        <w:spacing w:after="160" w:before="360"/>
-        <w:keepNext/>
-        <w:keepLines/>
+        <w:keepNext/>
+        <w:keepLines/>
+        <w:spacing w:after="120" w:before="240"/>
       </w:pPr>
       <w:r>
         <w:rPr>
@@ -746,9 +740,9 @@
     <w:p>
       <w:pPr>
         <w:pStyle w:val="Heading3"/>
-        <w:spacing w:after="100" w:before="220"/>
-        <w:keepNext/>
-        <w:keepLines/>
+        <w:keepNext/>
+        <w:keepLines/>
+        <w:spacing w:after="80" w:before="160"/>
       </w:pPr>
       <w:r>
         <w:rPr>
@@ -860,9 +854,9 @@
     <w:p>
       <w:pPr>
         <w:pStyle w:val="Heading1"/>
-        <w:spacing w:after="160" w:before="360"/>
-        <w:keepNext/>
-        <w:keepLines/>
+        <w:keepNext/>
+        <w:keepLines/>
+        <w:spacing w:after="120" w:before="240"/>
       </w:pPr>
       <w:r>
         <w:rPr>
@@ -879,9 +873,9 @@
     <w:p>
       <w:pPr>
         <w:pStyle w:val="Heading2"/>
-        <w:spacing w:after="120" w:before="280"/>
-        <w:keepNext/>
-        <w:keepLines/>
+        <w:keepNext/>
+        <w:keepLines/>
+        <w:spacing w:after="100" w:before="200"/>
       </w:pPr>
       <w:r>
         <w:rPr>
@@ -948,9 +942,9 @@
     <w:p>
       <w:pPr>
         <w:pStyle w:val="Heading3"/>
-        <w:spacing w:after="100" w:before="220"/>
-        <w:keepNext/>
-        <w:keepLines/>
+        <w:keepNext/>
+        <w:keepLines/>
+        <w:spacing w:after="80" w:before="160"/>
       </w:pPr>
       <w:r>
         <w:rPr>
@@ -1062,9 +1056,9 @@
     <w:p>
       <w:pPr>
         <w:pStyle w:val="Heading2"/>
-        <w:spacing w:after="120" w:before="280"/>
-        <w:keepNext/>
-        <w:keepLines/>
+        <w:keepNext/>
+        <w:keepLines/>
+        <w:spacing w:after="100" w:before="200"/>
       </w:pPr>
       <w:r>
         <w:rPr>
@@ -1131,9 +1125,9 @@
     <w:p>
       <w:pPr>
         <w:pStyle w:val="Heading3"/>
-        <w:spacing w:after="100" w:before="220"/>
-        <w:keepNext/>
-        <w:keepLines/>
+        <w:keepNext/>
+        <w:keepLines/>
+        <w:spacing w:after="80" w:before="160"/>
       </w:pPr>
       <w:r>
         <w:rPr>
@@ -1226,9 +1220,9 @@
     <w:p>
       <w:pPr>
         <w:pStyle w:val="Heading2"/>
-        <w:spacing w:after="120" w:before="280"/>
-        <w:keepNext/>
-        <w:keepLines/>
+        <w:keepNext/>
+        <w:keepLines/>
+        <w:spacing w:after="100" w:before="200"/>
       </w:pPr>
       <w:r>
         <w:rPr>
@@ -1295,9 +1289,9 @@
     <w:p>
       <w:pPr>
         <w:pStyle w:val="Heading3"/>
-        <w:spacing w:after="100" w:before="220"/>
-        <w:keepNext/>
-        <w:keepLines/>
+        <w:keepNext/>
+        <w:keepLines/>
+        <w:spacing w:after="80" w:before="160"/>
       </w:pPr>
       <w:r>
         <w:rPr>
@@ -1447,9 +1441,9 @@
     <w:p>
       <w:pPr>
         <w:pStyle w:val="Heading2"/>
-        <w:spacing w:after="120" w:before="280"/>
-        <w:keepNext/>
-        <w:keepLines/>
+        <w:keepNext/>
+        <w:keepLines/>
+        <w:spacing w:after="100" w:before="200"/>
       </w:pPr>
       <w:r>
         <w:rPr>
@@ -1516,9 +1510,9 @@
     <w:p>
       <w:pPr>
         <w:pStyle w:val="Heading3"/>
-        <w:spacing w:after="100" w:before="220"/>
-        <w:keepNext/>
-        <w:keepLines/>
+        <w:keepNext/>
+        <w:keepLines/>
+        <w:spacing w:after="80" w:before="160"/>
       </w:pPr>
       <w:r>
         <w:rPr>
@@ -1630,9 +1624,9 @@
     <w:p>
       <w:pPr>
         <w:pStyle w:val="Heading1"/>
-        <w:spacing w:after="160" w:before="360"/>
-        <w:keepNext/>
-        <w:keepLines/>
+        <w:keepNext/>
+        <w:keepLines/>
+        <w:spacing w:after="120" w:before="240"/>
       </w:pPr>
       <w:r>
         <w:rPr>
@@ -1699,9 +1693,9 @@
     <w:p>
       <w:pPr>
         <w:pStyle w:val="Heading3"/>
-        <w:spacing w:after="100" w:before="220"/>
-        <w:keepNext/>
-        <w:keepLines/>
+        <w:keepNext/>
+        <w:keepLines/>
+        <w:spacing w:after="80" w:before="160"/>
       </w:pPr>
       <w:r>
         <w:rPr>
@@ -1870,9 +1864,9 @@
     <w:p>
       <w:pPr>
         <w:pStyle w:val="Heading2"/>
-        <w:spacing w:after="120" w:before="280"/>
-        <w:keepNext/>
-        <w:keepLines/>
+        <w:keepNext/>
+        <w:keepLines/>
+        <w:spacing w:after="100" w:before="200"/>
       </w:pPr>
       <w:r>
         <w:rPr>
@@ -1939,9 +1933,9 @@
     <w:p>
       <w:pPr>
         <w:pStyle w:val="Heading3"/>
-        <w:spacing w:after="100" w:before="220"/>
-        <w:keepNext/>
-        <w:keepLines/>
+        <w:keepNext/>
+        <w:keepLines/>
+        <w:spacing w:after="80" w:before="160"/>
       </w:pPr>
       <w:r>
         <w:rPr>
@@ -1996,9 +1990,9 @@
     <w:p>
       <w:pPr>
         <w:pStyle w:val="Heading2"/>
-        <w:spacing w:after="120" w:before="280"/>
-        <w:keepNext/>
-        <w:keepLines/>
+        <w:keepNext/>
+        <w:keepLines/>
+        <w:spacing w:after="100" w:before="200"/>
       </w:pPr>
       <w:r>
         <w:rPr>
@@ -2029,9 +2023,9 @@
     <w:p>
       <w:pPr>
         <w:pStyle w:val="Heading2"/>
-        <w:spacing w:after="120" w:before="280"/>
-        <w:keepNext/>
-        <w:keepLines/>
+        <w:keepNext/>
+        <w:keepLines/>
+        <w:spacing w:after="100" w:before="200"/>
       </w:pPr>
       <w:r>
         <w:rPr>
@@ -2062,9 +2056,9 @@
     <w:p>
       <w:pPr>
         <w:pStyle w:val="Heading1"/>
-        <w:spacing w:after="160" w:before="360"/>
-        <w:keepNext/>
-        <w:keepLines/>
+        <w:keepNext/>
+        <w:keepLines/>
+        <w:spacing w:after="120" w:before="240"/>
       </w:pPr>
       <w:r>
         <w:rPr>
@@ -2131,9 +2125,9 @@
     <w:p>
       <w:pPr>
         <w:pStyle w:val="Heading3"/>
-        <w:spacing w:after="100" w:before="220"/>
-        <w:keepNext/>
-        <w:keepLines/>
+        <w:keepNext/>
+        <w:keepLines/>
+        <w:spacing w:after="80" w:before="160"/>
       </w:pPr>
       <w:r>
         <w:rPr>
@@ -2188,9 +2182,9 @@
     <w:p>
       <w:pPr>
         <w:pStyle w:val="Heading1"/>
-        <w:spacing w:after="160" w:before="360"/>
-        <w:keepNext/>
-        <w:keepLines/>
+        <w:keepNext/>
+        <w:keepLines/>
+        <w:spacing w:after="120" w:before="240"/>
       </w:pPr>
       <w:r>
         <w:rPr>
@@ -2257,9 +2251,9 @@
     <w:p>
       <w:pPr>
         <w:pStyle w:val="Heading3"/>
-        <w:spacing w:after="100" w:before="220"/>
-        <w:keepNext/>
-        <w:keepLines/>
+        <w:keepNext/>
+        <w:keepLines/>
+        <w:spacing w:after="80" w:before="160"/>
       </w:pPr>
       <w:r>
         <w:rPr>
@@ -2314,9 +2308,9 @@
     <w:p>
       <w:pPr>
         <w:pStyle w:val="Heading1"/>
-        <w:spacing w:after="160" w:before="360"/>
-        <w:keepNext/>
-        <w:keepLines/>
+        <w:keepNext/>
+        <w:keepLines/>
+        <w:spacing w:after="120" w:before="240"/>
       </w:pPr>
       <w:r>
         <w:rPr>
@@ -2383,9 +2377,9 @@
     <w:p>
       <w:pPr>
         <w:pStyle w:val="Heading3"/>
-        <w:spacing w:after="100" w:before="220"/>
-        <w:keepNext/>
-        <w:keepLines/>
+        <w:keepNext/>
+        <w:keepLines/>
+        <w:spacing w:after="80" w:before="160"/>
       </w:pPr>
       <w:r>
         <w:rPr>
@@ -2478,9 +2472,9 @@
     <w:p>
       <w:pPr>
         <w:pStyle w:val="Heading2"/>
-        <w:spacing w:after="120" w:before="280"/>
-        <w:keepNext/>
-        <w:keepLines/>
+        <w:keepNext/>
+        <w:keepLines/>
+        <w:spacing w:after="100" w:before="200"/>
       </w:pPr>
       <w:r>
         <w:rPr>
@@ -2587,9 +2581,9 @@
     <w:p>
       <w:pPr>
         <w:pStyle w:val="Heading2"/>
-        <w:spacing w:after="120" w:before="280"/>
-        <w:keepNext/>
-        <w:keepLines/>
+        <w:keepNext/>
+        <w:keepLines/>
+        <w:spacing w:after="100" w:before="200"/>
       </w:pPr>
       <w:r>
         <w:rPr>
@@ -2620,9 +2614,9 @@
     <w:p>
       <w:pPr>
         <w:pStyle w:val="Heading2"/>
-        <w:spacing w:after="120" w:before="280"/>
-        <w:keepNext/>
-        <w:keepLines/>
+        <w:keepNext/>
+        <w:keepLines/>
+        <w:spacing w:after="100" w:before="200"/>
       </w:pPr>
       <w:r>
         <w:rPr>
@@ -2653,9 +2647,9 @@
     <w:p>
       <w:pPr>
         <w:pStyle w:val="Heading1"/>
-        <w:spacing w:after="160" w:before="360"/>
-        <w:keepNext/>
-        <w:keepLines/>
+        <w:keepNext/>
+        <w:keepLines/>
+        <w:spacing w:after="120" w:before="240"/>
       </w:pPr>
       <w:r>
         <w:rPr>
@@ -2722,9 +2716,9 @@
     <w:p>
       <w:pPr>
         <w:pStyle w:val="Heading3"/>
-        <w:spacing w:after="100" w:before="220"/>
-        <w:keepNext/>
-        <w:keepLines/>
+        <w:keepNext/>
+        <w:keepLines/>
+        <w:spacing w:after="80" w:before="160"/>
       </w:pPr>
       <w:r>
         <w:rPr>
@@ -2881,9 +2875,9 @@
     <w:p>
       <w:pPr>
         <w:pStyle w:val="Heading2"/>
-        <w:spacing w:after="120" w:before="280"/>
-        <w:keepNext/>
-        <w:keepLines/>
+        <w:keepNext/>
+        <w:keepLines/>
+        <w:spacing w:after="100" w:before="200"/>
       </w:pPr>
       <w:r>
         <w:rPr>
@@ -2950,9 +2944,9 @@
     <w:p>
       <w:pPr>
         <w:pStyle w:val="Heading3"/>
-        <w:spacing w:after="100" w:before="220"/>
-        <w:keepNext/>
-        <w:keepLines/>
+        <w:keepNext/>
+        <w:keepLines/>
+        <w:spacing w:after="80" w:before="160"/>
       </w:pPr>
       <w:r>
         <w:rPr>
@@ -3045,9 +3039,9 @@
     <w:p>
       <w:pPr>
         <w:pStyle w:val="Heading1"/>
-        <w:spacing w:after="160" w:before="360"/>
-        <w:keepNext/>
-        <w:keepLines/>
+        <w:keepNext/>
+        <w:keepLines/>
+        <w:spacing w:after="120" w:before="240"/>
       </w:pPr>
       <w:r>
         <w:rPr>
@@ -3064,9 +3058,9 @@
     <w:p>
       <w:pPr>
         <w:pStyle w:val="Heading2"/>
-        <w:spacing w:after="120" w:before="280"/>
-        <w:keepNext/>
-        <w:keepLines/>
+        <w:keepNext/>
+        <w:keepLines/>
+        <w:spacing w:after="100" w:before="200"/>
       </w:pPr>
       <w:r>
         <w:rPr>
@@ -3133,9 +3127,9 @@
     <w:p>
       <w:pPr>
         <w:pStyle w:val="Heading3"/>
-        <w:spacing w:after="100" w:before="220"/>
-        <w:keepNext/>
-        <w:keepLines/>
+        <w:keepNext/>
+        <w:keepLines/>
+        <w:spacing w:after="80" w:before="160"/>
       </w:pPr>
       <w:r>
         <w:rPr>
@@ -3247,9 +3241,9 @@
     <w:p>
       <w:pPr>
         <w:pStyle w:val="Heading3"/>
-        <w:spacing w:after="100" w:before="220"/>
-        <w:keepNext/>
-        <w:keepLines/>
+        <w:keepNext/>
+        <w:keepLines/>
+        <w:spacing w:after="80" w:before="160"/>
       </w:pPr>
       <w:r>
         <w:rPr>
@@ -3323,9 +3317,9 @@
     <w:p>
       <w:pPr>
         <w:pStyle w:val="Heading2"/>
-        <w:spacing w:after="120" w:before="280"/>
-        <w:keepNext/>
-        <w:keepLines/>
+        <w:keepNext/>
+        <w:keepLines/>
+        <w:spacing w:after="100" w:before="200"/>
       </w:pPr>
       <w:r>
         <w:rPr>
@@ -3392,9 +3386,9 @@
     <w:p>
       <w:pPr>
         <w:pStyle w:val="Heading3"/>
-        <w:spacing w:after="100" w:before="220"/>
-        <w:keepNext/>
-        <w:keepLines/>
+        <w:keepNext/>
+        <w:keepLines/>
+        <w:spacing w:after="80" w:before="160"/>
       </w:pPr>
       <w:r>
         <w:rPr>
@@ -3487,9 +3481,9 @@
     <w:p>
       <w:pPr>
         <w:pStyle w:val="Heading1"/>
-        <w:spacing w:after="160" w:before="360"/>
-        <w:keepNext/>
-        <w:keepLines/>
+        <w:keepNext/>
+        <w:keepLines/>
+        <w:spacing w:after="120" w:before="240"/>
       </w:pPr>
       <w:r>
         <w:rPr>
@@ -3506,9 +3500,9 @@
     <w:p>
       <w:pPr>
         <w:pStyle w:val="Heading2"/>
-        <w:spacing w:after="120" w:before="280"/>
-        <w:keepNext/>
-        <w:keepLines/>
+        <w:keepNext/>
+        <w:keepLines/>
+        <w:spacing w:after="100" w:before="200"/>
       </w:pPr>
       <w:r>
         <w:rPr>
@@ -3699,9 +3693,9 @@
     <w:p>
       <w:pPr>
         <w:pStyle w:val="Heading3"/>
-        <w:spacing w:after="100" w:before="220"/>
-        <w:keepNext/>
-        <w:keepLines/>
+        <w:keepNext/>
+        <w:keepLines/>
+        <w:spacing w:after="80" w:before="160"/>
       </w:pPr>
       <w:r>
         <w:rPr>
@@ -3756,9 +3750,9 @@
     <w:p>
       <w:pPr>
         <w:pStyle w:val="Heading2"/>
-        <w:spacing w:after="120" w:before="280"/>
-        <w:keepNext/>
-        <w:keepLines/>
+        <w:keepNext/>
+        <w:keepLines/>
+        <w:spacing w:after="100" w:before="200"/>
       </w:pPr>
       <w:r>
         <w:rPr>
@@ -3789,9 +3783,9 @@
     <w:p>
       <w:pPr>
         <w:pStyle w:val="Heading2"/>
-        <w:spacing w:after="120" w:before="280"/>
-        <w:keepNext/>
-        <w:keepLines/>
+        <w:keepNext/>
+        <w:keepLines/>
+        <w:spacing w:after="100" w:before="200"/>
       </w:pPr>
       <w:r>
         <w:rPr>
@@ -3858,9 +3852,9 @@
     <w:p>
       <w:pPr>
         <w:pStyle w:val="Heading3"/>
-        <w:spacing w:after="100" w:before="220"/>
-        <w:keepNext/>
-        <w:keepLines/>
+        <w:keepNext/>
+        <w:keepLines/>
+        <w:spacing w:after="80" w:before="160"/>
       </w:pPr>
       <w:r>
         <w:rPr>
@@ -3972,9 +3966,9 @@
     <w:p>
       <w:pPr>
         <w:pStyle w:val="Heading2"/>
-        <w:spacing w:after="120" w:before="280"/>
-        <w:keepNext/>
-        <w:keepLines/>
+        <w:keepNext/>
+        <w:keepLines/>
+        <w:spacing w:after="100" w:before="200"/>
       </w:pPr>
       <w:r>
         <w:rPr>
@@ -4041,9 +4035,9 @@
     <w:p>
       <w:pPr>
         <w:pStyle w:val="Heading3"/>
-        <w:spacing w:after="100" w:before="220"/>
-        <w:keepNext/>
-        <w:keepLines/>
+        <w:keepNext/>
+        <w:keepLines/>
+        <w:spacing w:after="80" w:before="160"/>
       </w:pPr>
       <w:r>
         <w:rPr>
@@ -4155,9 +4149,9 @@
     <w:p>
       <w:pPr>
         <w:pStyle w:val="Heading1"/>
-        <w:spacing w:after="160" w:before="360"/>
-        <w:keepNext/>
-        <w:keepLines/>
+        <w:keepNext/>
+        <w:keepLines/>
+        <w:spacing w:after="120" w:before="240"/>
       </w:pPr>
       <w:r>
         <w:rPr>
@@ -4174,9 +4168,9 @@
     <w:p>
       <w:pPr>
         <w:pStyle w:val="Heading2"/>
-        <w:spacing w:after="120" w:before="280"/>
-        <w:keepNext/>
-        <w:keepLines/>
+        <w:keepNext/>
+        <w:keepLines/>
+        <w:spacing w:after="100" w:before="200"/>
       </w:pPr>
       <w:r>
         <w:rPr>
@@ -4243,9 +4237,9 @@
     <w:p>
       <w:pPr>
         <w:pStyle w:val="Heading3"/>
-        <w:spacing w:after="100" w:before="220"/>
-        <w:keepNext/>
-        <w:keepLines/>
+        <w:keepNext/>
+        <w:keepLines/>
+        <w:spacing w:after="80" w:before="160"/>
       </w:pPr>
       <w:r>
         <w:rPr>
@@ -4300,9 +4294,9 @@
     <w:p>
       <w:pPr>
         <w:pStyle w:val="Heading2"/>
-        <w:spacing w:after="120" w:before="280"/>
-        <w:keepNext/>
-        <w:keepLines/>
+        <w:keepNext/>
+        <w:keepLines/>
+        <w:spacing w:after="100" w:before="200"/>
       </w:pPr>
       <w:r>
         <w:rPr>
@@ -4369,9 +4363,9 @@
     <w:p>
       <w:pPr>
         <w:pStyle w:val="Heading3"/>
-        <w:spacing w:after="100" w:before="220"/>
-        <w:keepNext/>
-        <w:keepLines/>
+        <w:keepNext/>
+        <w:keepLines/>
+        <w:spacing w:after="80" w:before="160"/>
       </w:pPr>
       <w:r>
         <w:rPr>
@@ -4445,9 +4439,9 @@
     <w:p>
       <w:pPr>
         <w:pStyle w:val="Heading2"/>
-        <w:spacing w:after="120" w:before="280"/>
-        <w:keepNext/>
-        <w:keepLines/>
+        <w:keepNext/>
+        <w:keepLines/>
+        <w:spacing w:after="100" w:before="200"/>
       </w:pPr>
       <w:r>
         <w:rPr>
@@ -4514,9 +4508,9 @@
     <w:p>
       <w:pPr>
         <w:pStyle w:val="Heading3"/>
-        <w:spacing w:after="100" w:before="220"/>
-        <w:keepNext/>
-        <w:keepLines/>
+        <w:keepNext/>
+        <w:keepLines/>
+        <w:spacing w:after="80" w:before="160"/>
       </w:pPr>
       <w:r>
         <w:rPr>
@@ -4571,9 +4565,9 @@
     <w:p>
       <w:pPr>
         <w:pStyle w:val="Heading1"/>
-        <w:spacing w:after="160" w:before="360"/>
-        <w:keepNext/>
-        <w:keepLines/>
+        <w:keepNext/>
+        <w:keepLines/>
+        <w:spacing w:after="120" w:before="240"/>
       </w:pPr>
       <w:r>
         <w:rPr>
@@ -4615,9 +4609,9 @@
     <w:p>
       <w:pPr>
         <w:pStyle w:val="Heading3"/>
-        <w:spacing w:after="100" w:before="220"/>
-        <w:keepNext/>
-        <w:keepLines/>
+        <w:keepNext/>
+        <w:keepLines/>
+        <w:spacing w:after="80" w:before="160"/>
       </w:pPr>
       <w:r>
         <w:rPr>
@@ -4792,9 +4786,9 @@
     <w:p>
       <w:pPr>
         <w:pStyle w:val="Heading2"/>
-        <w:spacing w:after="120" w:before="280"/>
-        <w:keepNext/>
-        <w:keepLines/>
+        <w:keepNext/>
+        <w:keepLines/>
+        <w:spacing w:after="100" w:before="200"/>
       </w:pPr>
       <w:r>
         <w:rPr>
@@ -4839,9 +4833,9 @@
     <w:p>
       <w:pPr>
         <w:pStyle w:val="Heading3"/>
-        <w:spacing w:after="100" w:before="220"/>
-        <w:keepNext/>
-        <w:keepLines/>
+        <w:keepNext/>
+        <w:keepLines/>
+        <w:spacing w:after="80" w:before="160"/>
       </w:pPr>
       <w:r>
         <w:rPr>
@@ -4915,9 +4909,9 @@
     <w:p>
       <w:pPr>
         <w:pStyle w:val="Heading1"/>
-        <w:spacing w:after="160" w:before="360"/>
-        <w:keepNext/>
-        <w:keepLines/>
+        <w:keepNext/>
+        <w:keepLines/>
+        <w:spacing w:after="120" w:before="240"/>
       </w:pPr>
       <w:r>
         <w:rPr>
@@ -4984,9 +4978,9 @@
     <w:p>
       <w:pPr>
         <w:pStyle w:val="Heading3"/>
-        <w:spacing w:after="100" w:before="220"/>
-        <w:keepNext/>
-        <w:keepLines/>
+        <w:keepNext/>
+        <w:keepLines/>
+        <w:spacing w:after="80" w:before="160"/>
       </w:pPr>
       <w:r>
         <w:rPr>
@@ -5055,9 +5049,9 @@
     <w:p>
       <w:pPr>
         <w:pStyle w:val="Heading2"/>
-        <w:spacing w:after="120" w:before="280"/>
-        <w:keepNext/>
-        <w:keepLines/>
+        <w:keepNext/>
+        <w:keepLines/>
+        <w:spacing w:after="100" w:before="200"/>
       </w:pPr>
       <w:r>
         <w:rPr>
@@ -5088,9 +5082,9 @@
     <w:p>
       <w:pPr>
         <w:pStyle w:val="Heading2"/>
-        <w:spacing w:after="120" w:before="280"/>
-        <w:keepNext/>
-        <w:keepLines/>
+        <w:keepNext/>
+        <w:keepLines/>
+        <w:spacing w:after="100" w:before="200"/>
       </w:pPr>
       <w:r>
         <w:rPr>
@@ -5197,9 +5191,9 @@
     <w:p>
       <w:pPr>
         <w:pStyle w:val="Heading3"/>
-        <w:spacing w:after="100" w:before="220"/>
-        <w:keepNext/>
-        <w:keepLines/>
+        <w:keepNext/>
+        <w:keepLines/>
+        <w:spacing w:after="80" w:before="160"/>
       </w:pPr>
       <w:r>
         <w:rPr>
@@ -5292,9 +5286,9 @@
     <w:p>
       <w:pPr>
         <w:pStyle w:val="Heading3"/>
-        <w:spacing w:after="100" w:before="220"/>
-        <w:keepNext/>
-        <w:keepLines/>
+        <w:keepNext/>
+        <w:keepLines/>
+        <w:spacing w:after="80" w:before="160"/>
       </w:pPr>
       <w:r>
         <w:rPr>
@@ -5368,9 +5362,9 @@
     <w:p>
       <w:pPr>
         <w:pStyle w:val="Heading2"/>
-        <w:spacing w:after="120" w:before="280"/>
-        <w:keepNext/>
-        <w:keepLines/>
+        <w:keepNext/>
+        <w:keepLines/>
+        <w:spacing w:after="100" w:before="200"/>
       </w:pPr>
       <w:r>
         <w:rPr>
@@ -5507,9 +5501,9 @@
     <w:p>
       <w:pPr>
         <w:pStyle w:val="Heading3"/>
-        <w:spacing w:after="100" w:before="220"/>
-        <w:keepNext/>
-        <w:keepLines/>
+        <w:keepNext/>
+        <w:keepLines/>
+        <w:spacing w:after="80" w:before="160"/>
       </w:pPr>
       <w:r>
         <w:rPr>
@@ -5583,9 +5577,9 @@
     <w:p>
       <w:pPr>
         <w:pStyle w:val="Heading2"/>
-        <w:spacing w:after="120" w:before="280"/>
-        <w:keepNext/>
-        <w:keepLines/>
+        <w:keepNext/>
+        <w:keepLines/>
+        <w:spacing w:after="100" w:before="200"/>
       </w:pPr>
       <w:r>
         <w:rPr>
@@ -5652,9 +5646,9 @@
     <w:p>
       <w:pPr>
         <w:pStyle w:val="Heading3"/>
-        <w:spacing w:after="100" w:before="220"/>
-        <w:keepNext/>
-        <w:keepLines/>
+        <w:keepNext/>
+        <w:keepLines/>
+        <w:spacing w:after="80" w:before="160"/>
       </w:pPr>
       <w:r>
         <w:rPr>
@@ -5709,9 +5703,9 @@
     <w:p>
       <w:pPr>
         <w:pStyle w:val="Heading2"/>
-        <w:spacing w:after="120" w:before="280"/>
-        <w:keepNext/>
-        <w:keepLines/>
+        <w:keepNext/>
+        <w:keepLines/>
+        <w:spacing w:after="100" w:before="200"/>
       </w:pPr>
       <w:r>
         <w:rPr>
@@ -5753,9 +5747,9 @@
     <w:p>
       <w:pPr>
         <w:pStyle w:val="Heading3"/>
-        <w:spacing w:after="100" w:before="220"/>
-        <w:keepNext/>
-        <w:keepLines/>
+        <w:keepNext/>
+        <w:keepLines/>
+        <w:spacing w:after="80" w:before="160"/>
       </w:pPr>
       <w:r>
         <w:rPr>
@@ -5829,9 +5823,9 @@
     <w:p>
       <w:pPr>
         <w:pStyle w:val="Heading2"/>
-        <w:spacing w:after="120" w:before="280"/>
-        <w:keepNext/>
-        <w:keepLines/>
+        <w:keepNext/>
+        <w:keepLines/>
+        <w:spacing w:after="100" w:before="200"/>
       </w:pPr>
       <w:r>
         <w:rPr>
@@ -5898,9 +5892,9 @@
     <w:p>
       <w:pPr>
         <w:pStyle w:val="Heading3"/>
-        <w:spacing w:after="100" w:before="220"/>
-        <w:keepNext/>
-        <w:keepLines/>
+        <w:keepNext/>
+        <w:keepLines/>
+        <w:spacing w:after="80" w:before="160"/>
       </w:pPr>
       <w:r>
         <w:rPr>
@@ -5974,9 +5968,9 @@
     <w:p>
       <w:pPr>
         <w:pStyle w:val="Heading1"/>
-        <w:spacing w:after="160" w:before="360"/>
-        <w:keepNext/>
-        <w:keepLines/>
+        <w:keepNext/>
+        <w:keepLines/>
+        <w:spacing w:after="120" w:before="240"/>
       </w:pPr>
       <w:r>
         <w:rPr>
@@ -6099,9 +6093,9 @@
     <w:p>
       <w:pPr>
         <w:pStyle w:val="Heading3"/>
-        <w:spacing w:after="100" w:before="220"/>
-        <w:keepNext/>
-        <w:keepLines/>
+        <w:keepNext/>
+        <w:keepLines/>
+        <w:spacing w:after="80" w:before="160"/>
       </w:pPr>
       <w:r>
         <w:rPr>
@@ -6137,9 +6131,9 @@
     <w:p>
       <w:pPr>
         <w:pStyle w:val="Heading1"/>
-        <w:spacing w:after="160" w:before="360"/>
-        <w:keepNext/>
-        <w:keepLines/>
+        <w:keepNext/>
+        <w:keepLines/>
+        <w:spacing w:after="120" w:before="240"/>
       </w:pPr>
       <w:r>
         <w:rPr>
@@ -6206,9 +6200,9 @@
     <w:p>
       <w:pPr>
         <w:pStyle w:val="Heading3"/>
-        <w:spacing w:after="100" w:before="220"/>
-        <w:keepNext/>
-        <w:keepLines/>
+        <w:keepNext/>
+        <w:keepLines/>
+        <w:spacing w:after="80" w:before="160"/>
       </w:pPr>
       <w:r>
         <w:rPr>
@@ -6391,9 +6385,9 @@
     <w:p>
       <w:pPr>
         <w:pStyle w:val="Heading2"/>
-        <w:spacing w:after="120" w:before="280"/>
-        <w:keepNext/>
-        <w:keepLines/>
+        <w:keepNext/>
+        <w:keepLines/>
+        <w:spacing w:after="100" w:before="200"/>
       </w:pPr>
       <w:r>
         <w:rPr>
@@ -6460,9 +6454,9 @@
     <w:p>
       <w:pPr>
         <w:pStyle w:val="Heading3"/>
-        <w:spacing w:after="100" w:before="220"/>
-        <w:keepNext/>
-        <w:keepLines/>
+        <w:keepNext/>
+        <w:keepLines/>
+        <w:spacing w:after="80" w:before="160"/>
       </w:pPr>
       <w:r>
         <w:rPr>
@@ -6498,9 +6492,9 @@
     <w:p>
       <w:pPr>
         <w:pStyle w:val="Heading2"/>
-        <w:spacing w:after="120" w:before="280"/>
-        <w:keepNext/>
-        <w:keepLines/>
+        <w:keepNext/>
+        <w:keepLines/>
+        <w:spacing w:after="100" w:before="200"/>
       </w:pPr>
       <w:r>
         <w:rPr>
@@ -6542,9 +6536,9 @@
     <w:p>
       <w:pPr>
         <w:pStyle w:val="Heading2"/>
-        <w:spacing w:after="120" w:before="280"/>
-        <w:keepNext/>
-        <w:keepLines/>
+        <w:keepNext/>
+        <w:keepLines/>
+        <w:spacing w:after="100" w:before="200"/>
       </w:pPr>
       <w:r>
         <w:rPr>
@@ -6586,9 +6580,9 @@
     <w:p>
       <w:pPr>
         <w:pStyle w:val="Heading2"/>
-        <w:spacing w:after="120" w:before="280"/>
-        <w:keepNext/>
-        <w:keepLines/>
+        <w:keepNext/>
+        <w:keepLines/>
+        <w:spacing w:after="100" w:before="200"/>
       </w:pPr>
       <w:r>
         <w:rPr>
@@ -6630,9 +6624,9 @@
     <w:p>
       <w:pPr>
         <w:pStyle w:val="Heading2"/>
-        <w:spacing w:after="120" w:before="280"/>
-        <w:keepNext/>
-        <w:keepLines/>
+        <w:keepNext/>
+        <w:keepLines/>
+        <w:spacing w:after="100" w:before="200"/>
       </w:pPr>
       <w:r>
         <w:rPr>
@@ -6674,9 +6668,9 @@
     <w:p>
       <w:pPr>
         <w:pStyle w:val="Heading2"/>
-        <w:spacing w:after="120" w:before="280"/>
-        <w:keepNext/>
-        <w:keepLines/>
+        <w:keepNext/>
+        <w:keepLines/>
+        <w:spacing w:after="100" w:before="200"/>
       </w:pPr>
       <w:r>
         <w:rPr>
@@ -6718,9 +6712,9 @@
     <w:p>
       <w:pPr>
         <w:pStyle w:val="Heading3"/>
-        <w:spacing w:after="100" w:before="220"/>
-        <w:keepNext/>
-        <w:keepLines/>
+        <w:keepNext/>
+        <w:keepLines/>
+        <w:spacing w:after="80" w:before="160"/>
       </w:pPr>
       <w:r>
         <w:rPr>
@@ -6775,9 +6769,9 @@
     <w:p>
       <w:pPr>
         <w:pStyle w:val="Heading2"/>
-        <w:spacing w:after="120" w:before="280"/>
-        <w:keepNext/>
-        <w:keepLines/>
+        <w:keepNext/>
+        <w:keepLines/>
+        <w:spacing w:after="100" w:before="200"/>
       </w:pPr>
       <w:r>
         <w:rPr>
@@ -6819,9 +6813,9 @@
     <w:p>
       <w:pPr>
         <w:pStyle w:val="Heading3"/>
-        <w:spacing w:after="100" w:before="220"/>
-        <w:keepNext/>
-        <w:keepLines/>
+        <w:keepNext/>
+        <w:keepLines/>
+        <w:spacing w:after="80" w:before="160"/>
       </w:pPr>
       <w:r>
         <w:rPr>
@@ -6876,9 +6870,9 @@
     <w:p>
       <w:pPr>
         <w:pStyle w:val="Heading2"/>
-        <w:spacing w:after="120" w:before="280"/>
-        <w:keepNext/>
-        <w:keepLines/>
+        <w:keepNext/>
+        <w:keepLines/>
+        <w:spacing w:after="100" w:before="200"/>
       </w:pPr>
       <w:r>
         <w:rPr>
@@ -6920,9 +6914,9 @@
     <w:p>
       <w:pPr>
         <w:pStyle w:val="Heading3"/>
-        <w:spacing w:after="100" w:before="220"/>
-        <w:keepNext/>
-        <w:keepLines/>
+        <w:keepNext/>
+        <w:keepLines/>
+        <w:spacing w:after="80" w:before="160"/>
       </w:pPr>
       <w:r>
         <w:rPr>
@@ -6977,9 +6971,9 @@
     <w:p>
       <w:pPr>
         <w:pStyle w:val="Heading1"/>
-        <w:spacing w:after="160" w:before="360"/>
-        <w:keepNext/>
-        <w:keepLines/>
+        <w:keepNext/>
+        <w:keepLines/>
+        <w:spacing w:after="120" w:before="240"/>
       </w:pPr>
       <w:r>
         <w:rPr>
@@ -7021,9 +7015,9 @@
     <w:p>
       <w:pPr>
         <w:pStyle w:val="Heading3"/>
-        <w:spacing w:after="100" w:before="220"/>
-        <w:keepNext/>
-        <w:keepLines/>
+        <w:keepNext/>
+        <w:keepLines/>
+        <w:spacing w:after="80" w:before="160"/>
       </w:pPr>
       <w:r>
         <w:rPr>
@@ -7116,9 +7110,9 @@
     <w:p>
       <w:pPr>
         <w:pStyle w:val="Heading1"/>
-        <w:spacing w:after="160" w:before="360"/>
-        <w:keepNext/>
-        <w:keepLines/>
+        <w:keepNext/>
+        <w:keepLines/>
+        <w:spacing w:after="120" w:before="240"/>
       </w:pPr>
       <w:r>
         <w:rPr>
@@ -7185,9 +7179,9 @@
     <w:p>
       <w:pPr>
         <w:pStyle w:val="Heading3"/>
-        <w:spacing w:after="100" w:before="220"/>
-        <w:keepNext/>
-        <w:keepLines/>
+        <w:keepNext/>
+        <w:keepLines/>
+        <w:spacing w:after="80" w:before="160"/>
       </w:pPr>
       <w:r>
         <w:rPr>
@@ -7280,9 +7274,9 @@
     <w:p>
       <w:pPr>
         <w:pStyle w:val="Heading2"/>
-        <w:spacing w:after="120" w:before="280"/>
-        <w:keepNext/>
-        <w:keepLines/>
+        <w:keepNext/>
+        <w:keepLines/>
+        <w:spacing w:after="100" w:before="200"/>
       </w:pPr>
       <w:r>
         <w:rPr>
@@ -7349,9 +7343,9 @@
     <w:p>
       <w:pPr>
         <w:pStyle w:val="Heading3"/>
-        <w:spacing w:after="100" w:before="220"/>
-        <w:keepNext/>
-        <w:keepLines/>
+        <w:keepNext/>
+        <w:keepLines/>
+        <w:spacing w:after="80" w:before="160"/>
       </w:pPr>
       <w:r>
         <w:rPr>
@@ -7425,9 +7419,9 @@
     <w:p>
       <w:pPr>
         <w:pStyle w:val="Heading1"/>
-        <w:spacing w:after="160" w:before="360"/>
-        <w:keepNext/>
-        <w:keepLines/>
+        <w:keepNext/>
+        <w:keepLines/>
+        <w:spacing w:after="120" w:before="240"/>
       </w:pPr>
       <w:r>
         <w:rPr>
@@ -7494,9 +7488,9 @@
     <w:p>
       <w:pPr>
         <w:pStyle w:val="Heading3"/>
-        <w:spacing w:after="100" w:before="220"/>
-        <w:keepNext/>
-        <w:keepLines/>
+        <w:keepNext/>
+        <w:keepLines/>
+        <w:spacing w:after="80" w:before="160"/>
       </w:pPr>
       <w:r>
         <w:rPr>
@@ -7622,9 +7616,9 @@
     <w:p>
       <w:pPr>
         <w:pStyle w:val="Heading2"/>
-        <w:spacing w:after="120" w:before="280"/>
-        <w:keepNext/>
-        <w:keepLines/>
+        <w:keepNext/>
+        <w:keepLines/>
+        <w:spacing w:after="100" w:before="200"/>
       </w:pPr>
       <w:r>
         <w:rPr>
@@ -7655,9 +7649,9 @@
     <w:p>
       <w:pPr>
         <w:pStyle w:val="Heading1"/>
-        <w:spacing w:after="160" w:before="360"/>
-        <w:keepNext/>
-        <w:keepLines/>
+        <w:keepNext/>
+        <w:keepLines/>
+        <w:spacing w:after="120" w:before="240"/>
       </w:pPr>
       <w:r>
         <w:rPr>
@@ -7724,9 +7718,9 @@
     <w:p>
       <w:pPr>
         <w:pStyle w:val="Heading3"/>
-        <w:spacing w:after="100" w:before="220"/>
-        <w:keepNext/>
-        <w:keepLines/>
+        <w:keepNext/>
+        <w:keepLines/>
+        <w:spacing w:after="80" w:before="160"/>
       </w:pPr>
       <w:r>
         <w:rPr>
@@ -7838,9 +7832,9 @@
     <w:p>
       <w:pPr>
         <w:pStyle w:val="Heading3"/>
-        <w:spacing w:after="100" w:before="220"/>
-        <w:keepNext/>
-        <w:keepLines/>
+        <w:keepNext/>
+        <w:keepLines/>
+        <w:spacing w:after="80" w:before="160"/>
       </w:pPr>
       <w:r>
         <w:rPr>
@@ -7914,9 +7908,9 @@
     <w:p>
       <w:pPr>
         <w:pStyle w:val="Heading2"/>
-        <w:spacing w:after="120" w:before="280"/>
-        <w:keepNext/>
-        <w:keepLines/>
+        <w:keepNext/>
+        <w:keepLines/>
+        <w:spacing w:after="100" w:before="200"/>
       </w:pPr>
       <w:r>
         <w:rPr>
@@ -7983,9 +7977,9 @@
     <w:p>
       <w:pPr>
         <w:pStyle w:val="Heading3"/>
-        <w:spacing w:after="100" w:before="220"/>
-        <w:keepNext/>
-        <w:keepLines/>
+        <w:keepNext/>
+        <w:keepLines/>
+        <w:spacing w:after="80" w:before="160"/>
       </w:pPr>
       <w:r>
         <w:rPr>
@@ -8116,9 +8110,9 @@
     <w:p>
       <w:pPr>
         <w:pStyle w:val="Heading1"/>
-        <w:spacing w:after="160" w:before="360"/>
-        <w:keepNext/>
-        <w:keepLines/>
+        <w:keepNext/>
+        <w:keepLines/>
+        <w:spacing w:after="120" w:before="240"/>
       </w:pPr>
       <w:r>
         <w:rPr>
@@ -8149,9 +8143,9 @@
     <w:p>
       <w:pPr>
         <w:pStyle w:val="Heading1"/>
-        <w:spacing w:after="160" w:before="360"/>
-        <w:keepNext/>
-        <w:keepLines/>
+        <w:keepNext/>
+        <w:keepLines/>
+        <w:spacing w:after="120" w:before="240"/>
       </w:pPr>
       <w:r>
         <w:rPr>
@@ -8182,9 +8176,9 @@
     <w:p>
       <w:pPr>
         <w:pStyle w:val="Heading1"/>
-        <w:spacing w:after="160" w:before="360"/>
-        <w:keepNext/>
-        <w:keepLines/>
+        <w:keepNext/>
+        <w:keepLines/>
+        <w:spacing w:after="120" w:before="240"/>
       </w:pPr>
       <w:r>
         <w:rPr>
@@ -8270,9 +8264,9 @@
     <w:p>
       <w:pPr>
         <w:pStyle w:val="Heading3"/>
-        <w:spacing w:after="100" w:before="220"/>
-        <w:keepNext/>
-        <w:keepLines/>
+        <w:keepNext/>
+        <w:keepLines/>
+        <w:spacing w:after="80" w:before="160"/>
       </w:pPr>
       <w:r>
         <w:rPr>
@@ -8346,9 +8340,9 @@
     <w:p>
       <w:pPr>
         <w:pStyle w:val="Heading1"/>
-        <w:spacing w:after="160" w:before="360"/>
-        <w:keepNext/>
-        <w:keepLines/>
+        <w:keepNext/>
+        <w:keepLines/>
+        <w:spacing w:after="120" w:before="240"/>
       </w:pPr>
       <w:r>
         <w:rPr>
@@ -8390,9 +8384,9 @@
     <w:p>
       <w:pPr>
         <w:pStyle w:val="Heading3"/>
-        <w:spacing w:after="100" w:before="220"/>
-        <w:keepNext/>
-        <w:keepLines/>
+        <w:keepNext/>
+        <w:keepLines/>
+        <w:spacing w:after="80" w:before="160"/>
       </w:pPr>
       <w:r>
         <w:rPr>
@@ -8466,9 +8460,9 @@
     <w:p>
       <w:pPr>
         <w:pStyle w:val="Heading1"/>
-        <w:spacing w:after="160" w:before="360"/>
-        <w:keepNext/>
-        <w:keepLines/>
+        <w:keepNext/>
+        <w:keepLines/>
+        <w:spacing w:after="120" w:before="240"/>
       </w:pPr>
       <w:r>
         <w:rPr>
@@ -8549,9 +8543,9 @@
     <w:p>
       <w:pPr>
         <w:pStyle w:val="Heading3"/>
-        <w:spacing w:after="100" w:before="220"/>
-        <w:keepNext/>
-        <w:keepLines/>
+        <w:keepNext/>
+        <w:keepLines/>
+        <w:spacing w:after="80" w:before="160"/>
       </w:pPr>
       <w:r>
         <w:rPr>
@@ -8625,9 +8619,9 @@
     <w:p>
       <w:pPr>
         <w:pStyle w:val="Heading1"/>
-        <w:spacing w:after="160" w:before="360"/>
-        <w:keepNext/>
-        <w:keepLines/>
+        <w:keepNext/>
+        <w:keepLines/>
+        <w:spacing w:after="120" w:before="240"/>
       </w:pPr>
       <w:r>
         <w:rPr>
@@ -8669,9 +8663,9 @@
     <w:p>
       <w:pPr>
         <w:pStyle w:val="Heading3"/>
-        <w:spacing w:after="100" w:before="220"/>
-        <w:keepNext/>
-        <w:keepLines/>
+        <w:keepNext/>
+        <w:keepLines/>
+        <w:spacing w:after="80" w:before="160"/>
       </w:pPr>
       <w:r>
         <w:rPr>
@@ -8726,9 +8720,9 @@
     <w:p>
       <w:pPr>
         <w:pStyle w:val="Heading2"/>
-        <w:spacing w:after="120" w:before="280"/>
-        <w:keepNext/>
-        <w:keepLines/>
+        <w:keepNext/>
+        <w:keepLines/>
+        <w:spacing w:after="100" w:before="200"/>
       </w:pPr>
       <w:r>
         <w:rPr>
@@ -8770,9 +8764,9 @@
     <w:p>
       <w:pPr>
         <w:pStyle w:val="Heading3"/>
-        <w:spacing w:after="100" w:before="220"/>
-        <w:keepNext/>
-        <w:keepLines/>
+        <w:keepNext/>
+        <w:keepLines/>
+        <w:spacing w:after="80" w:before="160"/>
       </w:pPr>
       <w:r>
         <w:rPr>
@@ -8827,9 +8821,9 @@
     <w:p>
       <w:pPr>
         <w:pStyle w:val="Heading1"/>
-        <w:spacing w:after="160" w:before="360"/>
-        <w:keepNext/>
-        <w:keepLines/>
+        <w:keepNext/>
+        <w:keepLines/>
+        <w:spacing w:after="120" w:before="240"/>
       </w:pPr>
       <w:r>
         <w:rPr>
@@ -8896,9 +8890,9 @@
     <w:p>
       <w:pPr>
         <w:pStyle w:val="Heading2"/>
-        <w:spacing w:after="120" w:before="280"/>
-        <w:keepNext/>
-        <w:keepLines/>
+        <w:keepNext/>
+        <w:keepLines/>
+        <w:spacing w:after="100" w:before="200"/>
       </w:pPr>
       <w:r>
         <w:rPr>
@@ -8965,9 +8959,9 @@
     <w:p>
       <w:pPr>
         <w:pStyle w:val="Heading3"/>
-        <w:spacing w:after="100" w:before="220"/>
-        <w:keepNext/>
-        <w:keepLines/>
+        <w:keepNext/>
+        <w:keepLines/>
+        <w:spacing w:after="80" w:before="160"/>
       </w:pPr>
       <w:r>
         <w:rPr>
@@ -9022,9 +9016,9 @@
     <w:p>
       <w:pPr>
         <w:pStyle w:val="Heading1"/>
-        <w:spacing w:after="160" w:before="360"/>
-        <w:keepNext/>
-        <w:keepLines/>
+        <w:keepNext/>
+        <w:keepLines/>
+        <w:spacing w:after="120" w:before="240"/>
       </w:pPr>
       <w:r>
         <w:rPr>
@@ -9428,7 +9422,13 @@
 <file path=word/styles.xml><?xml version="1.0" encoding="utf-8"?>
 <w:styles xmlns:mc="http://schemas.openxmlformats.org/markup-compatibility/2006" xmlns:r="http://schemas.openxmlformats.org/officeDocument/2006/relationships" xmlns:w="http://schemas.openxmlformats.org/wordprocessingml/2006/main" xmlns:w14="http://schemas.microsoft.com/office/word/2010/wordml" xmlns:w15="http://schemas.microsoft.com/office/word/2012/wordml" mc:Ignorable="w14 w15">
   <w:docDefaults>
-    <w:rPrDefault/>
+    <w:rPrDefault>
+      <w:rPr>
+        <w:rFonts w:ascii="Arial" w:cs="Arial" w:eastAsia="Arial" w:hAnsi="Arial"/>
+        <w:sz w:val="24"/>
+        <w:szCs w:val="24"/>
+      </w:rPr>
+    </w:rPrDefault>
     <w:pPrDefault/>
   </w:docDefaults>
   <w:style w:type="paragraph" w:styleId="Title">
@@ -9443,10 +9443,6 @@
   </w:style>
   <w:style w:type="paragraph" w:styleId="Heading1">
     <w:name w:val="Heading 1"/>
-    <w:pPr>
-      <w:keepNext/>
-      <w:keepLines/>
-    </w:pPr>
     <w:basedOn w:val="Normal"/>
     <w:next w:val="Normal"/>
     <w:qFormat/>
@@ -9458,10 +9454,6 @@
   </w:style>
   <w:style w:type="paragraph" w:styleId="Heading2">
     <w:name w:val="Heading 2"/>
-    <w:pPr>
-      <w:keepNext/>
-      <w:keepLines/>
-    </w:pPr>
     <w:basedOn w:val="Normal"/>
     <w:next w:val="Normal"/>
     <w:qFormat/>
@@ -9473,10 +9465,6 @@
   </w:style>
   <w:style w:type="paragraph" w:styleId="Heading3">
     <w:name w:val="Heading 3"/>
-    <w:pPr>
-      <w:keepNext/>
-      <w:keepLines/>
-    </w:pPr>
     <w:basedOn w:val="Normal"/>
     <w:next w:val="Normal"/>
     <w:qFormat/>
@@ -9614,5 +9602,62 @@
       <w:szCs w:val="20"/>
     </w:rPr>
   </w:style>
+  <w:style w:type="paragraph" w:styleId="Heading1">
+    <w:name w:val="Heading 1"/>
+    <w:basedOn w:val="Normal"/>
+    <w:next w:val="Normal"/>
+    <w:qFormat/>
+    <w:pPr>
+      <w:keepNext/>
+      <w:keepLines/>
+      <w:spacing w:after="120" w:before="240"/>
+      <w:outlineLvl w:val="0"/>
+    </w:pPr>
+    <w:rPr>
+      <w:rFonts w:ascii="Arial" w:cs="Arial" w:eastAsia="Arial" w:hAnsi="Arial"/>
+      <w:b/>
+      <w:bCs/>
+      <w:sz w:val="32"/>
+      <w:szCs w:val="32"/>
+    </w:rPr>
+  </w:style>
+  <w:style w:type="paragraph" w:styleId="Heading2">
+    <w:name w:val="Heading 2"/>
+    <w:basedOn w:val="Normal"/>
+    <w:next w:val="Normal"/>
+    <w:qFormat/>
+    <w:pPr>
+      <w:keepNext/>
+      <w:keepLines/>
+      <w:spacing w:after="100" w:before="200"/>
+      <w:outlineLvl w:val="1"/>
+    </w:pPr>
+    <w:rPr>
+      <w:rFonts w:ascii="Arial" w:cs="Arial" w:eastAsia="Arial" w:hAnsi="Arial"/>
+      <w:b/>
+      <w:bCs/>
+      <w:sz w:val="28"/>
+      <w:szCs w:val="28"/>
+    </w:rPr>
+  </w:style>
+  <w:style w:type="paragraph" w:styleId="Heading3">
+    <w:name w:val="Heading 3"/>
+    <w:basedOn w:val="Normal"/>
+    <w:next w:val="Normal"/>
+    <w:qFormat/>
+    <w:pPr>
+      <w:keepNext/>
+      <w:keepLines/>
+      <w:spacing w:after="80" w:before="160"/>
+      <w:outlineLvl w:val="2"/>
+    </w:pPr>
+    <w:rPr>
+      <w:rFonts w:ascii="Arial" w:cs="Arial" w:eastAsia="Arial" w:hAnsi="Arial"/>
+      <w:b/>
+      <w:bCs/>
+      <w:sz w:val="24"/>
+      <w:szCs w:val="24"/>
+    </w:rPr>
+  </w:style>
 </w:styles>
 </file>
--- a/revised-april-2026/BWP_Compliance_Manual_Revised(v.04.2026).docx
+++ b/revised-april-2026/BWP_Compliance_Manual_Revised(v.04.2026).docx
@@ -1,6 +1,6 @@
 
 <file path=word/document.xml><?xml version="1.0" encoding="utf-8"?>
-<w:document xmlns:wpc="http://schemas.microsoft.com/office/word/2010/wordprocessingCanvas" xmlns:mc="http://schemas.openxmlformats.org/markup-compatibility/2006" xmlns:o="urn:schemas-microsoft-com:office:office" xmlns:r="http://schemas.openxmlformats.org/officeDocument/2006/relationships" xmlns:m="http://schemas.openxmlformats.org/officeDocument/2006/math" xmlns:v="urn:schemas-microsoft-com:vml" xmlns:wp14="http://schemas.microsoft.com/office/word/2010/wordprocessingDrawing" xmlns:wp="http://schemas.openxmlformats.org/drawingml/2006/wordprocessingDrawing" xmlns:w10="urn:schemas-microsoft-com:office:word" xmlns:w="http://schemas.openxmlformats.org/wordprocessingml/2006/main" xmlns:w14="http://schemas.microsoft.com/office/word/2010/wordml" xmlns:w15="http://schemas.microsoft.com/office/word/2012/wordml" xmlns:wpg="http://schemas.microsoft.com/office/word/2010/wordprocessingGroup" xmlns:wpi="http://schemas.microsoft.com/office/word/2010/wordprocessingInk" xmlns:wne="http://schemas.microsoft.com/office/word/2006/wordml" xmlns:wps="http://schemas.microsoft.com/office/word/2010/wordprocessingShape" xmlns:cx="http://schemas.microsoft.com/office/drawing/2014/chartex" xmlns:cx1="http://schemas.microsoft.com/office/drawing/2015/9/8/chartex" xmlns:cx2="http://schemas.microsoft.com/office/drawing/2015/10/21/chartex" xmlns:cx3="http://schemas.microsoft.com/office/drawing/2016/5/9/chartex" xmlns:cx4="http://schemas.microsoft.com/office/drawing/2016/5/10/chartex" xmlns:cx5="http://schemas.microsoft.com/office/drawing/2016/5/11/chartex" xmlns:cx6="http://schemas.microsoft.com/office/drawing/2016/5/12/chartex" xmlns:cx7="http://schemas.microsoft.com/office/drawing/2016/5/13/chartex" xmlns:cx8="http://schemas.microsoft.com/office/drawing/2016/5/14/chartex" xmlns:aink="http://schemas.microsoft.com/office/drawing/2016/ink" xmlns:am3d="http://schemas.microsoft.com/office/drawing/2017/model3d" xmlns:w16cex="http://schemas.microsoft.com/office/word/2018/wordml/cex" xmlns:w16cid="http://schemas.microsoft.com/office/word/2016/wordml/cid" xmlns:w16="http://schemas.microsoft.com/office/word/2018/wordml" xmlns:w16sdtdh="http://schemas.microsoft.com/office/word/2020/wordml/sdtdatahash" xmlns:w16se="http://schemas.microsoft.com/office/word/2015/wordml/symex" mc:Ignorable="w14 w15 wp14">
+<w:document xmlns:mc="http://schemas.openxmlformats.org/markup-compatibility/2006" xmlns:r="http://schemas.openxmlformats.org/officeDocument/2006/relationships" xmlns:w="http://schemas.openxmlformats.org/wordprocessingml/2006/main" mc:Ignorable="w14 w15 wp14">
   <w:body>
     <w:p>
       <w:pPr>
@@ -121,11 +121,6 @@
           <w:szCs w:val="20"/>
         </w:rPr>
         <w:t xml:space="preserve">CONFIDENTIAL — For the exclusive use of BWP supervised persons.</w:t>
-      </w:r>
-    </w:p>
-    <w:p>
-      <w:r>
-        <w:br w:type="page"/>
       </w:r>
     </w:p>
     <w:p>
